--- a/PROYECTO_CIGARS_CUBA_2027/07_OPERATIONS/Operational SOPs.docx
+++ b/PROYECTO_CIGARS_CUBA_2027/07_OPERATIONS/Operational SOPs.docx
@@ -865,7 +865,7 @@
               <w:jc w:val="left"/>
             </w:pPr>
             <w:r>
-              <w:t xml:space="preserve">Activar marca FOLIO con otro origen (R. Dominicana/Nicaragua) tras rediseñar la comunicación de origen; o concentrar en B3</w:t>
+              <w:t xml:space="preserve">Activar marca ARNALDO con otro origen (R. Dominicana/Nicaragua) tras rediseñar la comunicación de origen; o concentrar en B3</w:t>
             </w:r>
           </w:p>
         </w:tc>

--- a/PROYECTO_CIGARS_CUBA_2027/07_OPERATIONS/Operational SOPs.docx
+++ b/PROYECTO_CIGARS_CUBA_2027/07_OPERATIONS/Operational SOPs.docx
@@ -865,7 +865,7 @@
               <w:jc w:val="left"/>
             </w:pPr>
             <w:r>
-              <w:t xml:space="preserve">Activar marca ARNALDO con otro origen (R. Dominicana/Nicaragua) tras rediseñar la comunicación de origen; o concentrar en B3</w:t>
+              <w:t xml:space="preserve">Activar marca ARNALDO VALLÉS con otro origen (R. Dominicana/Nicaragua) tras rediseñar la comunicación de origen; o concentrar en B3</w:t>
             </w:r>
           </w:p>
         </w:tc>
